--- a/docs/cofounders/Bud_Cofounder_Agreements_Overview.docx
+++ b/docs/cofounders/Bud_Cofounder_Agreements_Overview.docx
@@ -16,17 +16,411 @@
     </w:p>
     <w:p>
       <w:r>
-        <w:t>Offer-ready cofounder agreements for the four open founding seats. Each document is a</w:t>
+        <w:t>Offer-ready cofounder agreements for the four founding seats alongside the CEO.</w:t>
       </w:r>
     </w:p>
     <w:p>
       <w:r>
-        <w:t>personalised heads-of-terms: it sets out the role, equity framework, commitments and</w:t>
+        <w:t>Each document is a personalised heads-of-terms: it sets out the role, equity,</w:t>
       </w:r>
     </w:p>
     <w:p>
       <w:r>
-        <w:t>conditions before a formal shareholders' agreement is signed.</w:t>
+        <w:t>commitments and conditions before a formal shareholders' agreement is signed.</w:t>
+      </w:r>
+    </w:p>
+    <w:p>
+      <w:pPr>
+        <w:pStyle w:val="Heading2"/>
+      </w:pPr>
+      <w:r>
+        <w:rPr>
+          <w:color w:val="1A1A1A"/>
+        </w:rPr>
+        <w:t>Founding team &amp; ownership (consolidated)</w:t>
+      </w:r>
+    </w:p>
+    <w:tbl>
+      <w:tblPr>
+        <w:tblStyle w:val="LightGrid-Accent1"/>
+        <w:tblW w:type="auto" w:w="0"/>
+        <w:jc w:val="left"/>
+        <w:tblLook w:firstColumn="1" w:firstRow="1" w:lastColumn="0" w:lastRow="0" w:noHBand="0" w:noVBand="1" w:val="04A0"/>
+      </w:tblPr>
+      <w:tblGrid>
+        <w:gridCol w:w="3216"/>
+        <w:gridCol w:w="3216"/>
+        <w:gridCol w:w="3216"/>
+      </w:tblGrid>
+      <w:tr>
+        <w:tc>
+          <w:tcPr>
+            <w:tcW w:type="dxa" w:w="3216"/>
+          </w:tcPr>
+          <w:p>
+            <w:r>
+              <w:rPr>
+                <w:b/>
+              </w:rPr>
+            </w:r>
+            <w:r>
+              <w:rPr>
+                <w:b/>
+              </w:rPr>
+              <w:t>Seat</w:t>
+            </w:r>
+          </w:p>
+        </w:tc>
+        <w:tc>
+          <w:tcPr>
+            <w:tcW w:type="dxa" w:w="3216"/>
+          </w:tcPr>
+          <w:p>
+            <w:r>
+              <w:rPr>
+                <w:b/>
+              </w:rPr>
+            </w:r>
+            <w:r>
+              <w:rPr>
+                <w:b/>
+              </w:rPr>
+              <w:t>Holder</w:t>
+            </w:r>
+          </w:p>
+        </w:tc>
+        <w:tc>
+          <w:tcPr>
+            <w:tcW w:type="dxa" w:w="3216"/>
+          </w:tcPr>
+          <w:p>
+            <w:r>
+              <w:rPr>
+                <w:b/>
+              </w:rPr>
+            </w:r>
+            <w:r>
+              <w:rPr>
+                <w:b/>
+              </w:rPr>
+              <w:t>Equity</w:t>
+            </w:r>
+          </w:p>
+        </w:tc>
+      </w:tr>
+      <w:tr>
+        <w:tc>
+          <w:tcPr>
+            <w:tcW w:type="dxa" w:w="3216"/>
+          </w:tcPr>
+          <w:p>
+            <w:r/>
+            <w:r>
+              <w:rPr>
+                <w:b/>
+              </w:rPr>
+              <w:t>Cofounder &amp; CEO — Engineering</w:t>
+            </w:r>
+          </w:p>
+        </w:tc>
+        <w:tc>
+          <w:tcPr>
+            <w:tcW w:type="dxa" w:w="3216"/>
+          </w:tcPr>
+          <w:p>
+            <w:r/>
+            <w:r>
+              <w:rPr>
+                <w:b/>
+              </w:rPr>
+              <w:t>Peter Mbugua</w:t>
+            </w:r>
+          </w:p>
+        </w:tc>
+        <w:tc>
+          <w:tcPr>
+            <w:tcW w:type="dxa" w:w="3216"/>
+          </w:tcPr>
+          <w:p>
+            <w:r/>
+            <w:r>
+              <w:rPr>
+                <w:b/>
+              </w:rPr>
+              <w:t>21%</w:t>
+            </w:r>
+          </w:p>
+        </w:tc>
+      </w:tr>
+      <w:tr>
+        <w:tc>
+          <w:tcPr>
+            <w:tcW w:type="dxa" w:w="3216"/>
+          </w:tcPr>
+          <w:p>
+            <w:r/>
+            <w:r>
+              <w:t>Cofounder — Legal, Compliance &amp; Research</w:t>
+            </w:r>
+          </w:p>
+        </w:tc>
+        <w:tc>
+          <w:tcPr>
+            <w:tcW w:type="dxa" w:w="3216"/>
+          </w:tcPr>
+          <w:p>
+            <w:r/>
+            <w:r>
+              <w:rPr>
+                <w:i/>
+              </w:rPr>
+              <w:t>(open — this offer)</w:t>
+            </w:r>
+          </w:p>
+        </w:tc>
+        <w:tc>
+          <w:tcPr>
+            <w:tcW w:type="dxa" w:w="3216"/>
+          </w:tcPr>
+          <w:p>
+            <w:r/>
+            <w:r>
+              <w:t>19%</w:t>
+            </w:r>
+          </w:p>
+        </w:tc>
+      </w:tr>
+      <w:tr>
+        <w:tc>
+          <w:tcPr>
+            <w:tcW w:type="dxa" w:w="3216"/>
+          </w:tcPr>
+          <w:p>
+            <w:r/>
+            <w:r>
+              <w:t>Cofounder — Marketing, Sales &amp; Partnerships</w:t>
+            </w:r>
+          </w:p>
+        </w:tc>
+        <w:tc>
+          <w:tcPr>
+            <w:tcW w:type="dxa" w:w="3216"/>
+          </w:tcPr>
+          <w:p>
+            <w:r/>
+            <w:r>
+              <w:rPr>
+                <w:i/>
+              </w:rPr>
+              <w:t>(open — this offer)</w:t>
+            </w:r>
+          </w:p>
+        </w:tc>
+        <w:tc>
+          <w:tcPr>
+            <w:tcW w:type="dxa" w:w="3216"/>
+          </w:tcPr>
+          <w:p>
+            <w:r/>
+            <w:r>
+              <w:t>19%</w:t>
+            </w:r>
+          </w:p>
+        </w:tc>
+      </w:tr>
+      <w:tr>
+        <w:tc>
+          <w:tcPr>
+            <w:tcW w:type="dxa" w:w="3216"/>
+          </w:tcPr>
+          <w:p>
+            <w:r/>
+            <w:r>
+              <w:t>Cofounder — Security Engineering &amp; Trust</w:t>
+            </w:r>
+          </w:p>
+        </w:tc>
+        <w:tc>
+          <w:tcPr>
+            <w:tcW w:type="dxa" w:w="3216"/>
+          </w:tcPr>
+          <w:p>
+            <w:r/>
+            <w:r>
+              <w:rPr>
+                <w:i/>
+              </w:rPr>
+              <w:t>(open — this offer)</w:t>
+            </w:r>
+          </w:p>
+        </w:tc>
+        <w:tc>
+          <w:tcPr>
+            <w:tcW w:type="dxa" w:w="3216"/>
+          </w:tcPr>
+          <w:p>
+            <w:r/>
+            <w:r>
+              <w:t>19%</w:t>
+            </w:r>
+          </w:p>
+        </w:tc>
+      </w:tr>
+      <w:tr>
+        <w:tc>
+          <w:tcPr>
+            <w:tcW w:type="dxa" w:w="3216"/>
+          </w:tcPr>
+          <w:p>
+            <w:r/>
+            <w:r>
+              <w:t>Cofounder — Finance, Strategy &amp; Controller</w:t>
+            </w:r>
+          </w:p>
+        </w:tc>
+        <w:tc>
+          <w:tcPr>
+            <w:tcW w:type="dxa" w:w="3216"/>
+          </w:tcPr>
+          <w:p>
+            <w:r/>
+            <w:r>
+              <w:rPr>
+                <w:i/>
+              </w:rPr>
+              <w:t>(open — this offer)</w:t>
+            </w:r>
+          </w:p>
+        </w:tc>
+        <w:tc>
+          <w:tcPr>
+            <w:tcW w:type="dxa" w:w="3216"/>
+          </w:tcPr>
+          <w:p>
+            <w:r/>
+            <w:r>
+              <w:t>19%</w:t>
+            </w:r>
+          </w:p>
+        </w:tc>
+      </w:tr>
+      <w:tr>
+        <w:tc>
+          <w:tcPr>
+            <w:tcW w:type="dxa" w:w="3216"/>
+          </w:tcPr>
+          <w:p>
+            <w:r/>
+            <w:r>
+              <w:t>Unallocated reserve (future hires / option pool)</w:t>
+            </w:r>
+          </w:p>
+        </w:tc>
+        <w:tc>
+          <w:tcPr>
+            <w:tcW w:type="dxa" w:w="3216"/>
+          </w:tcPr>
+          <w:p>
+            <w:r/>
+            <w:r>
+              <w:t>held for unanimous founder decision</w:t>
+            </w:r>
+          </w:p>
+        </w:tc>
+        <w:tc>
+          <w:tcPr>
+            <w:tcW w:type="dxa" w:w="3216"/>
+          </w:tcPr>
+          <w:p>
+            <w:r/>
+            <w:r>
+              <w:t>3%</w:t>
+            </w:r>
+          </w:p>
+        </w:tc>
+      </w:tr>
+      <w:tr>
+        <w:tc>
+          <w:tcPr>
+            <w:tcW w:type="dxa" w:w="3216"/>
+          </w:tcPr>
+          <w:p>
+            <w:r/>
+            <w:r>
+              <w:rPr>
+                <w:b/>
+              </w:rPr>
+              <w:t>Total</w:t>
+            </w:r>
+          </w:p>
+        </w:tc>
+        <w:tc>
+          <w:tcPr>
+            <w:tcW w:type="dxa" w:w="3216"/>
+          </w:tcPr>
+          <w:p>
+            <w:r/>
+          </w:p>
+        </w:tc>
+        <w:tc>
+          <w:tcPr>
+            <w:tcW w:type="dxa" w:w="3216"/>
+          </w:tcPr>
+          <w:p>
+            <w:r/>
+            <w:r>
+              <w:rPr>
+                <w:b/>
+              </w:rPr>
+              <w:t>100%</w:t>
+            </w:r>
+          </w:p>
+        </w:tc>
+      </w:tr>
+    </w:tbl>
+    <w:p/>
+    <w:p>
+      <w:pPr>
+        <w:pStyle w:val="ListBullet"/>
+      </w:pPr>
+      <w:r>
+        <w:t>Every founder's equity vests on identical terms: 4 years monthly, 1-year cliff</w:t>
+      </w:r>
+    </w:p>
+    <w:p>
+      <w:r>
+        <w:t>(25% retroactive), good/bad leaver provisions, double-trigger acceleration only.</w:t>
+      </w:r>
+    </w:p>
+    <w:p>
+      <w:pPr>
+        <w:pStyle w:val="ListBullet"/>
+      </w:pPr>
+      <w:r>
+        <w:t>The CEO holds an additional 2 points in recognition of pre-founding work:</w:t>
+      </w:r>
+    </w:p>
+    <w:p>
+      <w:r>
+        <w:t>the entire platform (web, Flutter, backend, LiveKit media, payments, AI services)</w:t>
+      </w:r>
+    </w:p>
+    <w:p>
+      <w:r>
+        <w:t>was built before these offers are extended.</w:t>
+      </w:r>
+    </w:p>
+    <w:p>
+      <w:pPr>
+        <w:pStyle w:val="ListBullet"/>
+      </w:pPr>
+      <w:r>
+        <w:t>The unallocated 3% is reserved for early key hires; releasing it requires the</w:t>
+      </w:r>
+    </w:p>
+    <w:p>
+      <w:r>
+        <w:t>unanimous consent of all five founders.</w:t>
       </w:r>
     </w:p>
     <w:p>
@@ -137,7 +531,7 @@
               <w:t>legal-research.md</w:t>
             </w:r>
             <w:r>
-              <w:t>](legal-research.md)</w:t>
+              <w:t>](legal-research.md) / [.docx](Bud_Cofounder_Agreement_Legal_and_Research.docx)</w:t>
             </w:r>
           </w:p>
         </w:tc>
@@ -182,7 +576,7 @@
               <w:t>marketing-sales.md</w:t>
             </w:r>
             <w:r>
-              <w:t>](marketing-sales.md)</w:t>
+              <w:t>](marketing-sales.md) / [.docx](Bud_Cofounder_Agreement_Marketing_and_Sales.docx)</w:t>
             </w:r>
           </w:p>
         </w:tc>
@@ -227,7 +621,7 @@
               <w:t>security.md</w:t>
             </w:r>
             <w:r>
-              <w:t>](security.md)</w:t>
+              <w:t>](security.md) / [.docx](Bud_Cofounder_Agreement_Security.docx)</w:t>
             </w:r>
           </w:p>
         </w:tc>
@@ -272,7 +666,7 @@
               <w:t>finance-strategy.md</w:t>
             </w:r>
             <w:r>
-              <w:t>](finance-strategy.md)</w:t>
+              <w:t>](finance-strategy.md) / [.docx](Bud_Cofounder_Agreement_Finance_and_Strategy.docx)</w:t>
             </w:r>
           </w:p>
         </w:tc>
@@ -306,7 +700,7 @@
         <w:pStyle w:val="ListNumber"/>
       </w:pPr>
       <w:r>
-        <w:t xml:space="preserve">Fill every </w:t>
+        <w:t xml:space="preserve">Fill every remaining </w:t>
       </w:r>
       <w:r>
         <w:rPr>
@@ -316,7 +710,7 @@
         <w:t>[●]</w:t>
       </w:r>
       <w:r>
-        <w:t xml:space="preserve"> placeholder (name, ID/passport, equity %, start date, notice details).</w:t>
+        <w:t xml:space="preserve"> placeholder (candidate name, ID/passport, start date).</w:t>
       </w:r>
     </w:p>
     <w:p>

--- a/docs/cofounders/Bud_Cofounder_Agreements_Overview.docx
+++ b/docs/cofounders/Bud_Cofounder_Agreements_Overview.docx
@@ -4,16 +4,98 @@
   <w:body>
     <w:p>
       <w:pPr>
-        <w:pStyle w:val="Title"/>
-        <w:jc w:val="center"/>
+        <w:pStyle w:val="Heading1"/>
       </w:pPr>
       <w:r>
-        <w:rPr>
-          <w:color w:val="008A5C"/>
-        </w:rPr>
         <w:t>Cofounder Agreements — BuddyUp Ltd.</w:t>
       </w:r>
     </w:p>
+    <w:tbl>
+      <w:tblPr>
+        <w:tblStyle w:val="TableGrid"/>
+        <w:tblW w:type="auto" w:w="0"/>
+        <w:tblLook w:firstColumn="1" w:firstRow="1" w:lastColumn="0" w:lastRow="0" w:noHBand="0" w:noVBand="1" w:val="04A0"/>
+      </w:tblPr>
+      <w:tblGrid>
+        <w:gridCol w:w="2880"/>
+        <w:gridCol w:w="2880"/>
+        <w:gridCol w:w="2880"/>
+      </w:tblGrid>
+      <w:tr>
+        <w:tc>
+          <w:tcPr>
+            <w:tcW w:type="dxa" w:w="2880"/>
+          </w:tcPr>
+          <w:p>
+            <w:r>
+              <w:rPr>
+                <w:b/>
+              </w:rPr>
+              <w:t>Owner</w:t>
+            </w:r>
+          </w:p>
+        </w:tc>
+        <w:tc>
+          <w:tcPr>
+            <w:tcW w:type="dxa" w:w="2880"/>
+          </w:tcPr>
+          <w:p>
+            <w:r>
+              <w:rPr>
+                <w:b/>
+              </w:rPr>
+              <w:t>Review date</w:t>
+            </w:r>
+          </w:p>
+        </w:tc>
+        <w:tc>
+          <w:tcPr>
+            <w:tcW w:type="dxa" w:w="2880"/>
+          </w:tcPr>
+          <w:p>
+            <w:r>
+              <w:rPr>
+                <w:b/>
+              </w:rPr>
+              <w:t>Status</w:t>
+            </w:r>
+          </w:p>
+        </w:tc>
+      </w:tr>
+      <w:tr>
+        <w:tc>
+          <w:tcPr>
+            <w:tcW w:type="dxa" w:w="2880"/>
+          </w:tcPr>
+          <w:p>
+            <w:r>
+              <w:t>Peter Mbugua (CEO)</w:t>
+            </w:r>
+          </w:p>
+        </w:tc>
+        <w:tc>
+          <w:tcPr>
+            <w:tcW w:type="dxa" w:w="2880"/>
+          </w:tcPr>
+          <w:p>
+            <w:r>
+              <w:t>2026-09-30</w:t>
+            </w:r>
+          </w:p>
+        </w:tc>
+        <w:tc>
+          <w:tcPr>
+            <w:tcW w:type="dxa" w:w="2880"/>
+          </w:tcPr>
+          <w:p>
+            <w:r>
+              <w:t>Working templates; Kenyan advocate review required</w:t>
+            </w:r>
+          </w:p>
+        </w:tc>
+      </w:tr>
+    </w:tbl>
+    <w:p/>
     <w:p>
       <w:r>
         <w:t>Offer-ready cofounder agreements for the four founding seats alongside the CEO.</w:t>
@@ -34,35 +116,53 @@
         <w:pStyle w:val="Heading2"/>
       </w:pPr>
       <w:r>
+        <w:t>Founding team &amp; ownership (consolidated)</w:t>
+      </w:r>
+      <w:r>
+        <w:br/>
+      </w:r>
+      <w:r>
+        <w:t>The founding team holds 80% of BuddyUp Ltd. at incorporation, with a **20%</w:t>
+      </w:r>
+      <w:r>
+        <w:br/>
+      </w:r>
+      <w:r>
+        <w:t>unallocated reserve** for future hires and the option pool. All five founder</w:t>
+      </w:r>
+      <w:r>
+        <w:br/>
+      </w:r>
+      <w:r>
+        <w:t xml:space="preserve">seats hold an </w:t>
+      </w:r>
+      <w:r>
         <w:rPr>
-          <w:color w:val="1A1A1A"/>
+          <w:b/>
         </w:rPr>
-        <w:t>Founding team &amp; ownership (consolidated)</w:t>
+        <w:t>equal 16%</w:t>
+      </w:r>
+      <w:r>
+        <w:t xml:space="preserve"> — the YC-recommended structure:</w:t>
       </w:r>
     </w:p>
     <w:tbl>
       <w:tblPr>
-        <w:tblStyle w:val="LightGrid-Accent1"/>
+        <w:tblStyle w:val="TableGrid"/>
         <w:tblW w:type="auto" w:w="0"/>
-        <w:jc w:val="left"/>
         <w:tblLook w:firstColumn="1" w:firstRow="1" w:lastColumn="0" w:lastRow="0" w:noHBand="0" w:noVBand="1" w:val="04A0"/>
       </w:tblPr>
       <w:tblGrid>
-        <w:gridCol w:w="3216"/>
-        <w:gridCol w:w="3216"/>
-        <w:gridCol w:w="3216"/>
+        <w:gridCol w:w="2880"/>
+        <w:gridCol w:w="2880"/>
+        <w:gridCol w:w="2880"/>
       </w:tblGrid>
       <w:tr>
         <w:tc>
           <w:tcPr>
-            <w:tcW w:type="dxa" w:w="3216"/>
+            <w:tcW w:type="dxa" w:w="2880"/>
           </w:tcPr>
           <w:p>
-            <w:r>
-              <w:rPr>
-                <w:b/>
-              </w:rPr>
-            </w:r>
             <w:r>
               <w:rPr>
                 <w:b/>
@@ -73,14 +173,9 @@
         </w:tc>
         <w:tc>
           <w:tcPr>
-            <w:tcW w:type="dxa" w:w="3216"/>
+            <w:tcW w:type="dxa" w:w="2880"/>
           </w:tcPr>
           <w:p>
-            <w:r>
-              <w:rPr>
-                <w:b/>
-              </w:rPr>
-            </w:r>
             <w:r>
               <w:rPr>
                 <w:b/>
@@ -91,14 +186,9 @@
         </w:tc>
         <w:tc>
           <w:tcPr>
-            <w:tcW w:type="dxa" w:w="3216"/>
+            <w:tcW w:type="dxa" w:w="2880"/>
           </w:tcPr>
           <w:p>
-            <w:r>
-              <w:rPr>
-                <w:b/>
-              </w:rPr>
-            </w:r>
             <w:r>
               <w:rPr>
                 <w:b/>
@@ -111,24 +201,19 @@
       <w:tr>
         <w:tc>
           <w:tcPr>
-            <w:tcW w:type="dxa" w:w="3216"/>
+            <w:tcW w:type="dxa" w:w="2880"/>
           </w:tcPr>
           <w:p>
-            <w:r/>
             <w:r>
-              <w:rPr>
-                <w:b/>
-              </w:rPr>
               <w:t>Cofounder &amp; CEO — Engineering</w:t>
             </w:r>
           </w:p>
         </w:tc>
         <w:tc>
           <w:tcPr>
-            <w:tcW w:type="dxa" w:w="3216"/>
+            <w:tcW w:type="dxa" w:w="2880"/>
           </w:tcPr>
           <w:p>
-            <w:r/>
             <w:r>
               <w:rPr>
                 <w:b/>
@@ -139,15 +224,14 @@
         </w:tc>
         <w:tc>
           <w:tcPr>
-            <w:tcW w:type="dxa" w:w="3216"/>
+            <w:tcW w:type="dxa" w:w="2880"/>
           </w:tcPr>
           <w:p>
-            <w:r/>
             <w:r>
               <w:rPr>
                 <w:b/>
               </w:rPr>
-              <w:t>21%</w:t>
+              <w:t>16%</w:t>
             </w:r>
           </w:p>
         </w:tc>
@@ -155,10 +239,9 @@
       <w:tr>
         <w:tc>
           <w:tcPr>
-            <w:tcW w:type="dxa" w:w="3216"/>
+            <w:tcW w:type="dxa" w:w="2880"/>
           </w:tcPr>
           <w:p>
-            <w:r/>
             <w:r>
               <w:t>Cofounder — Legal, Compliance &amp; Research</w:t>
             </w:r>
@@ -166,10 +249,9 @@
         </w:tc>
         <w:tc>
           <w:tcPr>
-            <w:tcW w:type="dxa" w:w="3216"/>
+            <w:tcW w:type="dxa" w:w="2880"/>
           </w:tcPr>
           <w:p>
-            <w:r/>
             <w:r>
               <w:rPr>
                 <w:i/>
@@ -180,12 +262,11 @@
         </w:tc>
         <w:tc>
           <w:tcPr>
-            <w:tcW w:type="dxa" w:w="3216"/>
+            <w:tcW w:type="dxa" w:w="2880"/>
           </w:tcPr>
           <w:p>
-            <w:r/>
             <w:r>
-              <w:t>19%</w:t>
+              <w:t>16%</w:t>
             </w:r>
           </w:p>
         </w:tc>
@@ -193,10 +274,9 @@
       <w:tr>
         <w:tc>
           <w:tcPr>
-            <w:tcW w:type="dxa" w:w="3216"/>
+            <w:tcW w:type="dxa" w:w="2880"/>
           </w:tcPr>
           <w:p>
-            <w:r/>
             <w:r>
               <w:t>Cofounder — Marketing, Sales &amp; Partnerships</w:t>
             </w:r>
@@ -204,10 +284,9 @@
         </w:tc>
         <w:tc>
           <w:tcPr>
-            <w:tcW w:type="dxa" w:w="3216"/>
+            <w:tcW w:type="dxa" w:w="2880"/>
           </w:tcPr>
           <w:p>
-            <w:r/>
             <w:r>
               <w:rPr>
                 <w:i/>
@@ -218,12 +297,11 @@
         </w:tc>
         <w:tc>
           <w:tcPr>
-            <w:tcW w:type="dxa" w:w="3216"/>
+            <w:tcW w:type="dxa" w:w="2880"/>
           </w:tcPr>
           <w:p>
-            <w:r/>
             <w:r>
-              <w:t>19%</w:t>
+              <w:t>16%</w:t>
             </w:r>
           </w:p>
         </w:tc>
@@ -231,10 +309,9 @@
       <w:tr>
         <w:tc>
           <w:tcPr>
-            <w:tcW w:type="dxa" w:w="3216"/>
+            <w:tcW w:type="dxa" w:w="2880"/>
           </w:tcPr>
           <w:p>
-            <w:r/>
             <w:r>
               <w:t>Cofounder — Security Engineering &amp; Trust</w:t>
             </w:r>
@@ -242,10 +319,9 @@
         </w:tc>
         <w:tc>
           <w:tcPr>
-            <w:tcW w:type="dxa" w:w="3216"/>
+            <w:tcW w:type="dxa" w:w="2880"/>
           </w:tcPr>
           <w:p>
-            <w:r/>
             <w:r>
               <w:rPr>
                 <w:i/>
@@ -256,12 +332,11 @@
         </w:tc>
         <w:tc>
           <w:tcPr>
-            <w:tcW w:type="dxa" w:w="3216"/>
+            <w:tcW w:type="dxa" w:w="2880"/>
           </w:tcPr>
           <w:p>
-            <w:r/>
             <w:r>
-              <w:t>19%</w:t>
+              <w:t>16%</w:t>
             </w:r>
           </w:p>
         </w:tc>
@@ -269,10 +344,9 @@
       <w:tr>
         <w:tc>
           <w:tcPr>
-            <w:tcW w:type="dxa" w:w="3216"/>
+            <w:tcW w:type="dxa" w:w="2880"/>
           </w:tcPr>
           <w:p>
-            <w:r/>
             <w:r>
               <w:t>Cofounder — Finance, Strategy &amp; Controller</w:t>
             </w:r>
@@ -280,10 +354,9 @@
         </w:tc>
         <w:tc>
           <w:tcPr>
-            <w:tcW w:type="dxa" w:w="3216"/>
+            <w:tcW w:type="dxa" w:w="2880"/>
           </w:tcPr>
           <w:p>
-            <w:r/>
             <w:r>
               <w:rPr>
                 <w:i/>
@@ -294,12 +367,11 @@
         </w:tc>
         <w:tc>
           <w:tcPr>
-            <w:tcW w:type="dxa" w:w="3216"/>
+            <w:tcW w:type="dxa" w:w="2880"/>
           </w:tcPr>
           <w:p>
-            <w:r/>
             <w:r>
-              <w:t>19%</w:t>
+              <w:t>16%</w:t>
             </w:r>
           </w:p>
         </w:tc>
@@ -307,10 +379,9 @@
       <w:tr>
         <w:tc>
           <w:tcPr>
-            <w:tcW w:type="dxa" w:w="3216"/>
+            <w:tcW w:type="dxa" w:w="2880"/>
           </w:tcPr>
           <w:p>
-            <w:r/>
             <w:r>
               <w:t>Unallocated reserve (future hires / option pool)</w:t>
             </w:r>
@@ -318,10 +389,9 @@
         </w:tc>
         <w:tc>
           <w:tcPr>
-            <w:tcW w:type="dxa" w:w="3216"/>
+            <w:tcW w:type="dxa" w:w="2880"/>
           </w:tcPr>
           <w:p>
-            <w:r/>
             <w:r>
               <w:t>held for unanimous founder decision</w:t>
             </w:r>
@@ -329,12 +399,14 @@
         </w:tc>
         <w:tc>
           <w:tcPr>
-            <w:tcW w:type="dxa" w:w="3216"/>
+            <w:tcW w:type="dxa" w:w="2880"/>
           </w:tcPr>
           <w:p>
-            <w:r/>
             <w:r>
-              <w:t>3%</w:t>
+              <w:rPr>
+                <w:b/>
+              </w:rPr>
+              <w:t>20%</w:t>
             </w:r>
           </w:p>
         </w:tc>
@@ -342,10 +414,9 @@
       <w:tr>
         <w:tc>
           <w:tcPr>
-            <w:tcW w:type="dxa" w:w="3216"/>
+            <w:tcW w:type="dxa" w:w="2880"/>
           </w:tcPr>
           <w:p>
-            <w:r/>
             <w:r>
               <w:rPr>
                 <w:b/>
@@ -356,18 +427,15 @@
         </w:tc>
         <w:tc>
           <w:tcPr>
-            <w:tcW w:type="dxa" w:w="3216"/>
+            <w:tcW w:type="dxa" w:w="2880"/>
           </w:tcPr>
-          <w:p>
-            <w:r/>
-          </w:p>
+          <w:p/>
         </w:tc>
         <w:tc>
           <w:tcPr>
-            <w:tcW w:type="dxa" w:w="3216"/>
+            <w:tcW w:type="dxa" w:w="2880"/>
           </w:tcPr>
           <w:p>
-            <w:r/>
             <w:r>
               <w:rPr>
                 <w:b/>
@@ -386,10 +454,17 @@
       <w:r>
         <w:t>Every founder's equity vests on identical terms: 4 years monthly, 1-year cliff</w:t>
       </w:r>
-    </w:p>
-    <w:p>
       <w:r>
-        <w:t>(25% retroactive), good/bad leaver provisions, double-trigger acceleration only.</w:t>
+        <w:br/>
+      </w:r>
+      <w:r>
+        <w:t>(25% retroactive), default-good-leaver with an enumerated bad-leaver list and</w:t>
+      </w:r>
+      <w:r>
+        <w:br/>
+      </w:r>
+      <w:r>
+        <w:t>fair-market-value buy-back, and 100% double-trigger acceleration.</w:t>
       </w:r>
     </w:p>
     <w:p>
@@ -397,17 +472,52 @@
         <w:pStyle w:val="ListBullet"/>
       </w:pPr>
       <w:r>
-        <w:t>The CEO holds an additional 2 points in recognition of pre-founding work:</w:t>
+        <w:rPr>
+          <w:b/>
+        </w:rPr>
+        <w:t>Equal split.</w:t>
       </w:r>
-    </w:p>
-    <w:p>
       <w:r>
-        <w:t>the entire platform (web, Flutter, backend, LiveKit media, payments, AI services)</w:t>
+        <w:t xml:space="preserve"> YC's guidance on equity splits is blunt: the value is created</w:t>
       </w:r>
-    </w:p>
-    <w:p>
       <w:r>
-        <w:t>was built before these offers are extended.</w:t>
+        <w:br/>
+      </w:r>
+      <w:r>
+        <w:t>by the years of work ahead, not by the idea or pre-founding build; unequal</w:t>
+      </w:r>
+      <w:r>
+        <w:br/>
+      </w:r>
+      <w:r>
+        <w:t>splits create a second-class cofounder. The CEO's pre-founding work (the entire</w:t>
+      </w:r>
+      <w:r>
+        <w:br/>
+      </w:r>
+      <w:r>
+        <w:t>platform: web, Flutter, backend, LiveKit media, payments, AI services) is</w:t>
+      </w:r>
+      <w:r>
+        <w:br/>
+      </w:r>
+      <w:r>
+        <w:t xml:space="preserve">acknowledged through </w:t>
+      </w:r>
+      <w:r>
+        <w:rPr>
+          <w:b/>
+        </w:rPr>
+        <w:t>role and casting-vote authority</w:t>
+      </w:r>
+      <w:r>
+        <w:t>, not through extra</w:t>
+      </w:r>
+      <w:r>
+        <w:br/>
+      </w:r>
+      <w:r>
+        <w:t>equity. If any founder cannot accept equal equity, raise it now — not mid-flight.</w:t>
       </w:r>
     </w:p>
     <w:p>
@@ -415,12 +525,54 @@
         <w:pStyle w:val="ListBullet"/>
       </w:pPr>
       <w:r>
-        <w:t>The unallocated 3% is reserved for early key hires; releasing it requires the</w:t>
+        <w:t xml:space="preserve">The unallocated </w:t>
+      </w:r>
+      <w:r>
+        <w:rPr>
+          <w:b/>
+        </w:rPr>
+        <w:t>20%</w:t>
+      </w:r>
+      <w:r>
+        <w:t xml:space="preserve"> is the market range for an early-stage option pool and</w:t>
+      </w:r>
+      <w:r>
+        <w:br/>
+      </w:r>
+      <w:r>
+        <w:t>is created at incorporation, so future hires and options are funded from the</w:t>
+      </w:r>
+      <w:r>
+        <w:br/>
+      </w:r>
+      <w:r>
+        <w:t>reserve instead of diluting founders; any top-up beyond 20% requires the</w:t>
+      </w:r>
+      <w:r>
+        <w:br/>
+      </w:r>
+      <w:r>
+        <w:t>unanimous consent of all five founders.</w:t>
       </w:r>
     </w:p>
     <w:p>
+      <w:pPr>
+        <w:pStyle w:val="ListBullet"/>
+      </w:pPr>
       <w:r>
-        <w:t>unanimous consent of all five founders.</w:t>
+        <w:t>All founding seats are part-time (minimum 10 hours/week) at incorporation,</w:t>
+      </w:r>
+      <w:r>
+        <w:br/>
+      </w:r>
+      <w:r>
+        <w:t>measured by outcomes, with commitment level reviewed after the foundations</w:t>
+      </w:r>
+      <w:r>
+        <w:br/>
+      </w:r>
+      <w:r>
+        <w:t>period (clause 4 of each agreement).</w:t>
       </w:r>
     </w:p>
     <w:p>
@@ -428,35 +580,494 @@
         <w:pStyle w:val="Heading2"/>
       </w:pPr>
       <w:r>
+        <w:t>Decision-making &amp; the CEO casting vote</w:t>
+      </w:r>
+      <w:r>
+        <w:br/>
+      </w:r>
+      <w:r>
+        <w:t>Equal equity, one accountable operator: the CEO runs the company and holds the</w:t>
+      </w:r>
+      <w:r>
+        <w:br/>
+      </w:r>
+      <w:r>
+        <w:t>casting vote on deadlocked cross-domain decisions. The analysis below draws on</w:t>
+      </w:r>
+      <w:r>
+        <w:br/>
+      </w:r>
+      <w:r>
+        <w:t>YC's guidance on equity splits and co-founder conflict (Michael Seibel's YC</w:t>
+      </w:r>
+      <w:r>
+        <w:br/>
+      </w:r>
+      <w:r>
+        <w:t>Library essays; YC partners' repeated advice that one founder must be the final</w:t>
+      </w:r>
+      <w:r>
+        <w:br/>
+      </w:r>
+      <w:r>
+        <w:t>decision-maker).</w:t>
+      </w:r>
+    </w:p>
+    <w:p>
+      <w:pPr>
+        <w:pStyle w:val="Heading3"/>
+      </w:pPr>
+      <w:r>
+        <w:t>Principles</w:t>
+      </w:r>
+    </w:p>
+    <w:p>
+      <w:pPr>
+        <w:ind w:left="360"/>
+      </w:pPr>
+      <w:r>
+        <w:t xml:space="preserve">1. </w:t>
+      </w:r>
+      <w:r>
         <w:rPr>
-          <w:color w:val="1A1A1A"/>
+          <w:b/>
         </w:rPr>
-        <w:t>Documents</w:t>
+        <w:t>Domains decide.</w:t>
+      </w:r>
+      <w:r>
+        <w:t xml:space="preserve"> Each founder decides within their own mandate (clause 3</w:t>
+      </w:r>
+    </w:p>
+    <w:p>
+      <w:r>
+        <w:t>of each agreement); the CEO decides company-level calls. Clear ownership</w:t>
+      </w:r>
+    </w:p>
+    <w:p>
+      <w:r>
+        <w:t>prevents most deadlocks before they exist.</w:t>
+      </w:r>
+    </w:p>
+    <w:p>
+      <w:pPr>
+        <w:ind w:left="360"/>
+      </w:pPr>
+      <w:r>
+        <w:t xml:space="preserve">2. </w:t>
+      </w:r>
+      <w:r>
+        <w:rPr>
+          <w:b/>
+        </w:rPr>
+        <w:t>Most disagreements don't matter — decide fast.</w:t>
+      </w:r>
+      <w:r>
+        <w:t xml:space="preserve"> YC's guidance is blunt:</w:t>
+      </w:r>
+    </w:p>
+    <w:p>
+      <w:r>
+        <w:t>founder arguments are usually over low-stakes calls, and the real damage is</w:t>
+      </w:r>
+    </w:p>
+    <w:p>
+      <w:r>
+        <w:t>slowness and resentment, not a wrong choice. The framework optimises for</w:t>
+      </w:r>
+    </w:p>
+    <w:p>
+      <w:r>
+        <w:t>decision speed, not perfection.</w:t>
+      </w:r>
+    </w:p>
+    <w:p>
+      <w:pPr>
+        <w:ind w:left="360"/>
+      </w:pPr>
+      <w:r>
+        <w:t xml:space="preserve">3. </w:t>
+      </w:r>
+      <w:r>
+        <w:rPr>
+          <w:b/>
+        </w:rPr>
+        <w:t>One CEO, one casting vote.</w:t>
+      </w:r>
+      <w:r>
+        <w:t xml:space="preserve"> When founders genuinely deadlock, the CEO</w:t>
+      </w:r>
+    </w:p>
+    <w:p>
+      <w:r>
+        <w:t>decides. If founders cannot accept that structure, that is a founding-structure</w:t>
+      </w:r>
+    </w:p>
+    <w:p>
+      <w:r>
+        <w:t>problem — surface it before signing, not mid-flight.</w:t>
+      </w:r>
+    </w:p>
+    <w:p>
+      <w:pPr>
+        <w:ind w:left="360"/>
+      </w:pPr>
+      <w:r>
+        <w:t xml:space="preserve">4. </w:t>
+      </w:r>
+      <w:r>
+        <w:rPr>
+          <w:b/>
+        </w:rPr>
+        <w:t>Disagree and commit.</w:t>
+      </w:r>
+      <w:r>
+        <w:t xml:space="preserve"> After the vote, everyone executes fully; relitigating</w:t>
+      </w:r>
+    </w:p>
+    <w:p>
+      <w:r>
+        <w:t>a settled decision is the actual conflict.</w:t>
+      </w:r>
+    </w:p>
+    <w:p>
+      <w:pPr>
+        <w:ind w:left="360"/>
+      </w:pPr>
+      <w:r>
+        <w:t xml:space="preserve">5. </w:t>
+      </w:r>
+      <w:r>
+        <w:rPr>
+          <w:b/>
+        </w:rPr>
+        <w:t>The casting vote is accountable, not absolute.</w:t>
+      </w:r>
+      <w:r>
+        <w:t xml:space="preserve"> Written reasons, recusal on</w:t>
+      </w:r>
+    </w:p>
+    <w:p>
+      <w:r>
+        <w:t>self-affecting matters, reserved matters that require more than one person,</w:t>
+      </w:r>
+    </w:p>
+    <w:p>
+      <w:r>
+        <w:t>and CEO removal as the ultimate safeguard.</w:t>
+      </w:r>
+    </w:p>
+    <w:p>
+      <w:pPr>
+        <w:pStyle w:val="Heading3"/>
+      </w:pPr>
+      <w:r>
+        <w:t>How a deadlock resolves (the mechanism)</w:t>
+      </w:r>
+    </w:p>
+    <w:p>
+      <w:pPr>
+        <w:ind w:left="360"/>
+      </w:pPr>
+      <w:r>
+        <w:t>1. Each side writes its position with reasoning and evidence (one page max).</w:t>
+      </w:r>
+    </w:p>
+    <w:p>
+      <w:pPr>
+        <w:ind w:left="360"/>
+      </w:pPr>
+      <w:r>
+        <w:t>2. A 48-hour cool-off. Most disputes dissolve here.</w:t>
+      </w:r>
+    </w:p>
+    <w:p>
+      <w:pPr>
+        <w:ind w:left="360"/>
+      </w:pPr>
+      <w:r>
+        <w:t xml:space="preserve">3. If not, the </w:t>
+      </w:r>
+      <w:r>
+        <w:rPr>
+          <w:b/>
+        </w:rPr>
+        <w:t>CEO casts the deciding vote, with written reasons</w:t>
+      </w:r>
+      <w:r>
+        <w:t xml:space="preserve"> within five</w:t>
+      </w:r>
+    </w:p>
+    <w:p>
+      <w:r>
+        <w:t>working days.</w:t>
+      </w:r>
+    </w:p>
+    <w:p>
+      <w:pPr>
+        <w:ind w:left="360"/>
+      </w:pPr>
+      <w:r>
+        <w:t xml:space="preserve">4. The decision is recorded in writing; everyone </w:t>
+      </w:r>
+      <w:r>
+        <w:rPr>
+          <w:b/>
+        </w:rPr>
+        <w:t>disagrees and commits</w:t>
+      </w:r>
+      <w:r>
+        <w:t>.</w:t>
+      </w:r>
+    </w:p>
+    <w:p>
+      <w:pPr>
+        <w:ind w:left="360"/>
+      </w:pPr>
+      <w:r>
+        <w:t xml:space="preserve">5. </w:t>
+      </w:r>
+      <w:r>
+        <w:rPr>
+          <w:b/>
+        </w:rPr>
+        <w:t>Recusal:</w:t>
+      </w:r>
+      <w:r>
+        <w:t xml:space="preserve"> the CEO does not cast on decisions directly affecting the CEO's</w:t>
+      </w:r>
+    </w:p>
+    <w:p>
+      <w:r>
+        <w:t>own equity, role or removal.</w:t>
+      </w:r>
+    </w:p>
+    <w:p>
+      <w:pPr>
+        <w:ind w:left="360"/>
+      </w:pPr>
+      <w:r>
+        <w:t xml:space="preserve">6. </w:t>
+      </w:r>
+      <w:r>
+        <w:rPr>
+          <w:b/>
+        </w:rPr>
+        <w:t>Reserved matters</w:t>
+      </w:r>
+      <w:r>
+        <w:t xml:space="preserve"> are never a solo CEO call — selling or dissolving the</w:t>
+      </w:r>
+    </w:p>
+    <w:p>
+      <w:r>
+        <w:t>company, removing or adding a cofounder, changing the equity split, removing</w:t>
+      </w:r>
+    </w:p>
+    <w:p>
+      <w:r>
+        <w:t>the CEO, or changing this rule itself. These follow the Founders'</w:t>
+      </w:r>
+    </w:p>
+    <w:p>
+      <w:r>
+        <w:t>Shareholders' Agreement (unanimity or board process as drafted there).</w:t>
+      </w:r>
+    </w:p>
+    <w:p>
+      <w:pPr>
+        <w:ind w:left="360"/>
+      </w:pPr>
+      <w:r>
+        <w:t>7. Last resort for reserved-matter disputes: independent mediation as provided</w:t>
+      </w:r>
+    </w:p>
+    <w:p>
+      <w:r>
+        <w:t>in the shareholders' agreement.</w:t>
+      </w:r>
+    </w:p>
+    <w:p>
+      <w:r>
+        <w:t>The mechanism is summarised in clause 3 of every founder agreement and becomes</w:t>
+      </w:r>
+    </w:p>
+    <w:p>
+      <w:r>
+        <w:t>binding in the Founders' Shareholders' Agreement (Kenyan law — the chair's</w:t>
+      </w:r>
+    </w:p>
+    <w:p>
+      <w:r>
+        <w:t>casting vote slots into the Companies Act 2015 model articles).</w:t>
+      </w:r>
+    </w:p>
+    <w:p>
+      <w:pPr>
+        <w:pStyle w:val="Heading3"/>
+      </w:pPr>
+      <w:r>
+        <w:t>Options considered</w:t>
       </w:r>
     </w:p>
     <w:tbl>
       <w:tblPr>
-        <w:tblStyle w:val="LightGrid-Accent1"/>
+        <w:tblStyle w:val="TableGrid"/>
         <w:tblW w:type="auto" w:w="0"/>
-        <w:jc w:val="left"/>
         <w:tblLook w:firstColumn="1" w:firstRow="1" w:lastColumn="0" w:lastRow="0" w:noHBand="0" w:noVBand="1" w:val="04A0"/>
       </w:tblPr>
       <w:tblGrid>
-        <w:gridCol w:w="3216"/>
-        <w:gridCol w:w="3216"/>
-        <w:gridCol w:w="3216"/>
+        <w:gridCol w:w="4320"/>
+        <w:gridCol w:w="4320"/>
       </w:tblGrid>
       <w:tr>
         <w:tc>
           <w:tcPr>
-            <w:tcW w:type="dxa" w:w="3216"/>
+            <w:tcW w:type="dxa" w:w="4320"/>
           </w:tcPr>
           <w:p>
             <w:r>
               <w:rPr>
                 <w:b/>
               </w:rPr>
+              <w:t>Option</w:t>
             </w:r>
+          </w:p>
+        </w:tc>
+        <w:tc>
+          <w:tcPr>
+            <w:tcW w:type="dxa" w:w="4320"/>
+          </w:tcPr>
+          <w:p>
+            <w:r>
+              <w:rPr>
+                <w:b/>
+              </w:rPr>
+              <w:t>Verdict</w:t>
+            </w:r>
+          </w:p>
+        </w:tc>
+      </w:tr>
+      <w:tr>
+        <w:tc>
+          <w:tcPr>
+            <w:tcW w:type="dxa" w:w="4320"/>
+          </w:tcPr>
+          <w:p>
+            <w:r>
+              <w:t>Unanimity on everything</w:t>
+            </w:r>
+          </w:p>
+        </w:tc>
+        <w:tc>
+          <w:tcPr>
+            <w:tcW w:type="dxa" w:w="4320"/>
+          </w:tcPr>
+          <w:p>
+            <w:r>
+              <w:t>Rejected — slow, breeds resentment; YC: decide fast, most calls are low-stakes</w:t>
+            </w:r>
+          </w:p>
+        </w:tc>
+      </w:tr>
+      <w:tr>
+        <w:tc>
+          <w:tcPr>
+            <w:tcW w:type="dxa" w:w="4320"/>
+          </w:tcPr>
+          <w:p>
+            <w:r>
+              <w:t>Rotating chair / vote rotation</w:t>
+            </w:r>
+          </w:p>
+        </w:tc>
+        <w:tc>
+          <w:tcPr>
+            <w:tcW w:type="dxa" w:w="4320"/>
+          </w:tcPr>
+          <w:p>
+            <w:r>
+              <w:t>Rejected — no accountability, unpredictable outcomes</w:t>
+            </w:r>
+          </w:p>
+        </w:tc>
+      </w:tr>
+      <w:tr>
+        <w:tc>
+          <w:tcPr>
+            <w:tcW w:type="dxa" w:w="4320"/>
+          </w:tcPr>
+          <w:p>
+            <w:r>
+              <w:t>External arbitration as first resort</w:t>
+            </w:r>
+          </w:p>
+        </w:tc>
+        <w:tc>
+          <w:tcPr>
+            <w:tcW w:type="dxa" w:w="4320"/>
+          </w:tcPr>
+          <w:p>
+            <w:r>
+              <w:t>Rejected as first resort — slow and expensive; kept only as the backstop for reserved matters</w:t>
+            </w:r>
+          </w:p>
+        </w:tc>
+      </w:tr>
+      <w:tr>
+        <w:tc>
+          <w:tcPr>
+            <w:tcW w:type="dxa" w:w="4320"/>
+          </w:tcPr>
+          <w:p>
+            <w:r>
+              <w:rPr>
+                <w:b/>
+              </w:rPr>
+              <w:t>CEO casting vote + domain ownership + removal safeguard</w:t>
+            </w:r>
+          </w:p>
+        </w:tc>
+        <w:tc>
+          <w:tcPr>
+            <w:tcW w:type="dxa" w:w="4320"/>
+          </w:tcPr>
+          <w:p>
+            <w:r>
+              <w:rPr>
+                <w:b/>
+              </w:rPr>
+              <w:t>Chosen — YC default; fits Kenyan model articles; carries into the shareholders' agreement</w:t>
+            </w:r>
+          </w:p>
+        </w:tc>
+      </w:tr>
+    </w:tbl>
+    <w:p/>
+    <w:p>
+      <w:pPr>
+        <w:pStyle w:val="Heading2"/>
+      </w:pPr>
+      <w:r>
+        <w:t>Documents</w:t>
+      </w:r>
+    </w:p>
+    <w:tbl>
+      <w:tblPr>
+        <w:tblStyle w:val="TableGrid"/>
+        <w:tblW w:type="auto" w:w="0"/>
+        <w:tblLook w:firstColumn="1" w:firstRow="1" w:lastColumn="0" w:lastRow="0" w:noHBand="0" w:noVBand="1" w:val="04A0"/>
+      </w:tblPr>
+      <w:tblGrid>
+        <w:gridCol w:w="2880"/>
+        <w:gridCol w:w="2880"/>
+        <w:gridCol w:w="2880"/>
+      </w:tblGrid>
+      <w:tr>
+        <w:tc>
+          <w:tcPr>
+            <w:tcW w:type="dxa" w:w="2880"/>
+          </w:tcPr>
+          <w:p>
             <w:r>
               <w:rPr>
                 <w:b/>
@@ -467,14 +1078,9 @@
         </w:tc>
         <w:tc>
           <w:tcPr>
-            <w:tcW w:type="dxa" w:w="3216"/>
+            <w:tcW w:type="dxa" w:w="2880"/>
           </w:tcPr>
           <w:p>
-            <w:r>
-              <w:rPr>
-                <w:b/>
-              </w:rPr>
-            </w:r>
             <w:r>
               <w:rPr>
                 <w:b/>
@@ -485,14 +1091,9 @@
         </w:tc>
         <w:tc>
           <w:tcPr>
-            <w:tcW w:type="dxa" w:w="3216"/>
+            <w:tcW w:type="dxa" w:w="2880"/>
           </w:tcPr>
           <w:p>
-            <w:r>
-              <w:rPr>
-                <w:b/>
-              </w:rPr>
-            </w:r>
             <w:r>
               <w:rPr>
                 <w:b/>
@@ -505,10 +1106,9 @@
       <w:tr>
         <w:tc>
           <w:tcPr>
-            <w:tcW w:type="dxa" w:w="3216"/>
+            <w:tcW w:type="dxa" w:w="2880"/>
           </w:tcPr>
           <w:p>
-            <w:r/>
             <w:r>
               <w:t>Legal &amp; Research</w:t>
             </w:r>
@@ -516,17 +1116,15 @@
         </w:tc>
         <w:tc>
           <w:tcPr>
-            <w:tcW w:type="dxa" w:w="3216"/>
+            <w:tcW w:type="dxa" w:w="2880"/>
           </w:tcPr>
           <w:p>
-            <w:r/>
             <w:r>
               <w:t>[</w:t>
             </w:r>
             <w:r>
               <w:rPr>
                 <w:rFonts w:ascii="Consolas" w:hAnsi="Consolas"/>
-                <w:sz w:val="20"/>
               </w:rPr>
               <w:t>legal-research.md</w:t>
             </w:r>
@@ -537,10 +1135,9 @@
         </w:tc>
         <w:tc>
           <w:tcPr>
-            <w:tcW w:type="dxa" w:w="3216"/>
+            <w:tcW w:type="dxa" w:w="2880"/>
           </w:tcPr>
           <w:p>
-            <w:r/>
             <w:r>
               <w:t>Keep BuddyUp inside Kenya's fitness/wellness regulatory lines and turn research into product decisions</w:t>
             </w:r>
@@ -550,10 +1147,9 @@
       <w:tr>
         <w:tc>
           <w:tcPr>
-            <w:tcW w:type="dxa" w:w="3216"/>
+            <w:tcW w:type="dxa" w:w="2880"/>
           </w:tcPr>
           <w:p>
-            <w:r/>
             <w:r>
               <w:t>Marketing &amp; Sales</w:t>
             </w:r>
@@ -561,17 +1157,15 @@
         </w:tc>
         <w:tc>
           <w:tcPr>
-            <w:tcW w:type="dxa" w:w="3216"/>
+            <w:tcW w:type="dxa" w:w="2880"/>
           </w:tcPr>
           <w:p>
-            <w:r/>
             <w:r>
               <w:t>[</w:t>
             </w:r>
             <w:r>
               <w:rPr>
                 <w:rFonts w:ascii="Consolas" w:hAnsi="Consolas"/>
-                <w:sz w:val="20"/>
               </w:rPr>
               <w:t>marketing-sales.md</w:t>
             </w:r>
@@ -582,10 +1176,9 @@
         </w:tc>
         <w:tc>
           <w:tcPr>
-            <w:tcW w:type="dxa" w:w="3216"/>
+            <w:tcW w:type="dxa" w:w="2880"/>
           </w:tcPr>
           <w:p>
-            <w:r/>
             <w:r>
               <w:t>Own demand: design partners, paying gyms/coaches, member activation</w:t>
             </w:r>
@@ -595,10 +1188,9 @@
       <w:tr>
         <w:tc>
           <w:tcPr>
-            <w:tcW w:type="dxa" w:w="3216"/>
+            <w:tcW w:type="dxa" w:w="2880"/>
           </w:tcPr>
           <w:p>
-            <w:r/>
             <w:r>
               <w:t>Security</w:t>
             </w:r>
@@ -606,17 +1198,15 @@
         </w:tc>
         <w:tc>
           <w:tcPr>
-            <w:tcW w:type="dxa" w:w="3216"/>
+            <w:tcW w:type="dxa" w:w="2880"/>
           </w:tcPr>
           <w:p>
-            <w:r/>
             <w:r>
               <w:t>[</w:t>
             </w:r>
             <w:r>
               <w:rPr>
                 <w:rFonts w:ascii="Consolas" w:hAnsi="Consolas"/>
-                <w:sz w:val="20"/>
               </w:rPr>
               <w:t>security.md</w:t>
             </w:r>
@@ -627,10 +1217,9 @@
         </w:tc>
         <w:tc>
           <w:tcPr>
-            <w:tcW w:type="dxa" w:w="3216"/>
+            <w:tcW w:type="dxa" w:w="2880"/>
           </w:tcPr>
           <w:p>
-            <w:r/>
             <w:r>
               <w:t>Own trust: platform, payment and data security end-to-end</w:t>
             </w:r>
@@ -640,10 +1229,9 @@
       <w:tr>
         <w:tc>
           <w:tcPr>
-            <w:tcW w:type="dxa" w:w="3216"/>
+            <w:tcW w:type="dxa" w:w="2880"/>
           </w:tcPr>
           <w:p>
-            <w:r/>
             <w:r>
               <w:t>Finance &amp; Strategy</w:t>
             </w:r>
@@ -651,17 +1239,15 @@
         </w:tc>
         <w:tc>
           <w:tcPr>
-            <w:tcW w:type="dxa" w:w="3216"/>
+            <w:tcW w:type="dxa" w:w="2880"/>
           </w:tcPr>
           <w:p>
-            <w:r/>
             <w:r>
               <w:t>[</w:t>
             </w:r>
             <w:r>
               <w:rPr>
                 <w:rFonts w:ascii="Consolas" w:hAnsi="Consolas"/>
-                <w:sz w:val="20"/>
               </w:rPr>
               <w:t>finance-strategy.md</w:t>
             </w:r>
@@ -672,12 +1258,52 @@
         </w:tc>
         <w:tc>
           <w:tcPr>
-            <w:tcW w:type="dxa" w:w="3216"/>
+            <w:tcW w:type="dxa" w:w="2880"/>
           </w:tcPr>
           <w:p>
-            <w:r/>
             <w:r>
               <w:t>Own the money and the plan: burn, reconciliation, fundraising readiness</w:t>
+            </w:r>
+          </w:p>
+        </w:tc>
+      </w:tr>
+      <w:tr>
+        <w:tc>
+          <w:tcPr>
+            <w:tcW w:type="dxa" w:w="2880"/>
+          </w:tcPr>
+          <w:p>
+            <w:r>
+              <w:t>Founders' Shareholders' Agreement</w:t>
+            </w:r>
+          </w:p>
+        </w:tc>
+        <w:tc>
+          <w:tcPr>
+            <w:tcW w:type="dxa" w:w="2880"/>
+          </w:tcPr>
+          <w:p>
+            <w:r>
+              <w:t>[</w:t>
+            </w:r>
+            <w:r>
+              <w:rPr>
+                <w:rFonts w:ascii="Consolas" w:hAnsi="Consolas"/>
+              </w:rPr>
+              <w:t>founders-shareholders-agreement-draft.md</w:t>
+            </w:r>
+            <w:r>
+              <w:t>](founders-shareholders-agreement-draft.md) / [.docx](Bud_Founders_Shareholders_Agreement_DRAFT.docx)</w:t>
+            </w:r>
+          </w:p>
+        </w:tc>
+        <w:tc>
+          <w:tcPr>
+            <w:tcW w:type="dxa" w:w="2880"/>
+          </w:tcPr>
+          <w:p>
+            <w:r>
+              <w:t>Consolidated working draft (casting vote, reserved matters, leavers) — for Kenyan advocate review, not for signature</w:t>
             </w:r>
           </w:p>
         </w:tc>
@@ -689,23 +1315,19 @@
         <w:pStyle w:val="Heading2"/>
       </w:pPr>
       <w:r>
-        <w:rPr>
-          <w:color w:val="1A1A1A"/>
-        </w:rPr>
         <w:t>How to use these documents</w:t>
       </w:r>
     </w:p>
     <w:p>
       <w:pPr>
-        <w:pStyle w:val="ListNumber"/>
+        <w:ind w:left="360"/>
       </w:pPr>
       <w:r>
-        <w:t xml:space="preserve">Fill every remaining </w:t>
+        <w:t xml:space="preserve">1. Fill every remaining </w:t>
       </w:r>
       <w:r>
         <w:rPr>
           <w:rFonts w:ascii="Consolas" w:hAnsi="Consolas"/>
-          <w:sz w:val="20"/>
         </w:rPr>
         <w:t>[●]</w:t>
       </w:r>
@@ -715,10 +1337,10 @@
     </w:p>
     <w:p>
       <w:pPr>
-        <w:pStyle w:val="ListNumber"/>
+        <w:ind w:left="360"/>
       </w:pPr>
       <w:r>
-        <w:t>Send the relevant file together with the latest business model doc</w:t>
+        <w:t>2. Send the relevant file together with the latest business model doc</w:t>
       </w:r>
     </w:p>
     <w:p>
@@ -728,7 +1350,6 @@
       <w:r>
         <w:rPr>
           <w:rFonts w:ascii="Consolas" w:hAnsi="Consolas"/>
-          <w:sz w:val="20"/>
         </w:rPr>
         <w:t>../buddyup_regulated_business_model_2026.md</w:t>
       </w:r>
@@ -738,19 +1359,21 @@
     </w:p>
     <w:p>
       <w:pPr>
-        <w:pStyle w:val="ListNumber"/>
+        <w:ind w:left="360"/>
       </w:pPr>
       <w:r>
-        <w:t>Give candidates at least one week and access to counsel before signing.</w:t>
+        <w:t>3. Give candidates at least one week and access to counsel before signing.</w:t>
       </w:r>
     </w:p>
     <w:p>
       <w:pPr>
-        <w:pStyle w:val="ListNumber"/>
+        <w:ind w:left="360"/>
       </w:pPr>
       <w:r>
-        <w:t xml:space="preserve">On signature of all four, convert to a single formal </w:t>
+        <w:t>4. On signature of all four, hand the advocate the working draft</w:t>
       </w:r>
+    </w:p>
+    <w:p>
       <w:r>
         <w:rPr>
           <w:b/>
@@ -760,12 +1383,31 @@
     </w:p>
     <w:p>
       <w:r>
-        <w:t>(Kenyan law, advocate-drafted). These documents are designed to slot into that agreement</w:t>
+        <w:t>([</w:t>
+      </w:r>
+      <w:r>
+        <w:rPr>
+          <w:rFonts w:ascii="Consolas" w:hAnsi="Consolas"/>
+        </w:rPr>
+        <w:t>founders-shareholders-agreement-draft.md</w:t>
+      </w:r>
+      <w:r>
+        <w:t>](founders-shareholders-agreement-draft.md))</w:t>
       </w:r>
     </w:p>
     <w:p>
       <w:r>
-        <w:t>without renegotiation.</w:t>
+        <w:t>together with the signed heads of terms — the casting-vote mechanism and</w:t>
+      </w:r>
+    </w:p>
+    <w:p>
+      <w:r>
+        <w:t>Reserved Matters list are already drafted there for perfection. These documents</w:t>
+      </w:r>
+    </w:p>
+    <w:p>
+      <w:r>
+        <w:t>are designed to slot into that agreement without renegotiation.</w:t>
       </w:r>
     </w:p>
     <w:p>
@@ -773,9 +1415,6 @@
         <w:pStyle w:val="Heading2"/>
       </w:pPr>
       <w:r>
-        <w:rPr>
-          <w:color w:val="1A1A1A"/>
-        </w:rPr>
         <w:t>Shared terms across all four agreements</w:t>
       </w:r>
     </w:p>
@@ -801,15 +1440,68 @@
         <w:rPr>
           <w:b/>
         </w:rPr>
+        <w:t>Equity:</w:t>
+      </w:r>
+      <w:r>
+        <w:t xml:space="preserve"> equal 16% per founder seat at grant, alongside a 20% unallocated</w:t>
+      </w:r>
+      <w:r>
+        <w:br/>
+      </w:r>
+      <w:r>
+        <w:t>reserve created at incorporation for future hires and the option pool.</w:t>
+      </w:r>
+    </w:p>
+    <w:p>
+      <w:pPr>
+        <w:pStyle w:val="ListBullet"/>
+      </w:pPr>
+      <w:r>
+        <w:rPr>
+          <w:b/>
+        </w:rPr>
+        <w:t>Commitment:</w:t>
+      </w:r>
+      <w:r>
+        <w:t xml:space="preserve"> part-time founding seats — minimum 10 hours per week, measured</w:t>
+      </w:r>
+      <w:r>
+        <w:br/>
+      </w:r>
+      <w:r>
+        <w:t>by outcomes (clause 4 of each agreement); reviewed after the foundations period.</w:t>
+      </w:r>
+    </w:p>
+    <w:p>
+      <w:pPr>
+        <w:pStyle w:val="ListBullet"/>
+      </w:pPr>
+      <w:r>
+        <w:rPr>
+          <w:b/>
+        </w:rPr>
         <w:t>Vesting:</w:t>
       </w:r>
       <w:r>
         <w:t xml:space="preserve"> all founder equity vests monthly over 4 years with a 1-year cliff;</w:t>
       </w:r>
-    </w:p>
-    <w:p>
       <w:r>
-        <w:t>unvested shares on leaving revert to the company or remaining founders.</w:t>
+        <w:br/>
+      </w:r>
+      <w:r>
+        <w:t>default-good-leaver with an enumerated bad-leaver list and fair-market-value</w:t>
+      </w:r>
+      <w:r>
+        <w:br/>
+      </w:r>
+      <w:r>
+        <w:t>buy-back; unvested shares on leaving revert to the company; 100% double-trigger</w:t>
+      </w:r>
+      <w:r>
+        <w:br/>
+      </w:r>
+      <w:r>
+        <w:t>acceleration (no single trigger).</w:t>
       </w:r>
     </w:p>
     <w:p>
@@ -823,12 +1515,109 @@
         <w:t>Trial:</w:t>
       </w:r>
       <w:r>
-        <w:t xml:space="preserve"> the first 90 days are a mutual foundations period — either party may end</w:t>
+        <w:t xml:space="preserve"> the first 90 days are a mutual foundations period — either party may</w:t>
+      </w:r>
+      <w:r>
+        <w:br/>
+      </w:r>
+      <w:r>
+        <w:t>end the engagement before the cliff with no hard feelings and no vested equity;</w:t>
+      </w:r>
+      <w:r>
+        <w:br/>
+      </w:r>
+      <w:r>
+        <w:t>third-party regulatory delays extend deadlines day-for-day without failing the</w:t>
+      </w:r>
+      <w:r>
+        <w:br/>
+      </w:r>
+      <w:r>
+        <w:t>deliverable (clause 6 of each agreement).</w:t>
       </w:r>
     </w:p>
     <w:p>
+      <w:pPr>
+        <w:pStyle w:val="ListBullet"/>
+      </w:pPr>
       <w:r>
-        <w:t>the engagement before the cliff with no hard feelings and no vested equity.</w:t>
+        <w:rPr>
+          <w:b/>
+        </w:rPr>
+        <w:t>Interests:</w:t>
+      </w:r>
+      <w:r>
+        <w:t xml:space="preserve"> a living declaration of interests (not a blanket conflicts bar)</w:t>
+      </w:r>
+      <w:r>
+        <w:br/>
+      </w:r>
+      <w:r>
+        <w:t>— outside work is permitted; disclosure is required only where an interest</w:t>
+      </w:r>
+      <w:r>
+        <w:br/>
+      </w:r>
+      <w:r>
+        <w:t>could impair impartiality, divert company work, or place a founder opposite</w:t>
+      </w:r>
+      <w:r>
+        <w:br/>
+      </w:r>
+      <w:r>
+        <w:t>the company (clause 7 of each agreement).</w:t>
+      </w:r>
+    </w:p>
+    <w:p>
+      <w:pPr>
+        <w:pStyle w:val="ListBullet"/>
+      </w:pPr>
+      <w:r>
+        <w:rPr>
+          <w:b/>
+        </w:rPr>
+        <w:t>Director protections:</w:t>
+      </w:r>
+      <w:r>
+        <w:t xml:space="preserve"> D&amp;O insurance (or a Companies Act 2015-compliant</w:t>
+      </w:r>
+      <w:r>
+        <w:br/>
+      </w:r>
+      <w:r>
+        <w:t>indemnity) is in place before any board appointment; shareholders'-agreement</w:t>
+      </w:r>
+      <w:r>
+        <w:br/>
+      </w:r>
+      <w:r>
+        <w:t>advocate fees are a company operational expense (clause 8 of each agreement).</w:t>
+      </w:r>
+    </w:p>
+    <w:p>
+      <w:pPr>
+        <w:pStyle w:val="ListBullet"/>
+      </w:pPr>
+      <w:r>
+        <w:rPr>
+          <w:b/>
+        </w:rPr>
+        <w:t>Decision-making:</w:t>
+      </w:r>
+      <w:r>
+        <w:t xml:space="preserve"> domain ownership plus a CEO casting vote with written</w:t>
+      </w:r>
+      <w:r>
+        <w:br/>
+      </w:r>
+      <w:r>
+        <w:t>reasons, recusal, and reserved matters — see "Decision-making &amp; the CEO</w:t>
+      </w:r>
+      <w:r>
+        <w:br/>
+      </w:r>
+      <w:r>
+        <w:t>casting vote" above.</w:t>
       </w:r>
     </w:p>
     <w:p>
@@ -844,8 +1633,9 @@
       <w:r>
         <w:t xml:space="preserve"> all work product assigns to the company from day one;</w:t>
       </w:r>
-    </w:p>
-    <w:p>
+      <w:r>
+        <w:br/>
+      </w:r>
       <w:r>
         <w:t>confidentiality survives exit indefinitely; fiduciary duty applies while a director.</w:t>
       </w:r>
@@ -861,12 +1651,13 @@
         <w:t>Dilution:</w:t>
       </w:r>
       <w:r>
-        <w:t xml:space="preserve"> normal — future rounds dilute everyone proportionally; no founder top-ups</w:t>
+        <w:t xml:space="preserve"> normal — future rounds dilute everyone proportionally; pool</w:t>
       </w:r>
-    </w:p>
-    <w:p>
       <w:r>
-        <w:t>without unanimous consent.</w:t>
+        <w:br/>
+      </w:r>
+      <w:r>
+        <w:t>top-ups beyond 20% or pools from founder holdings require unanimous consent.</w:t>
       </w:r>
     </w:p>
     <w:p>
@@ -885,7 +1676,7 @@
     </w:p>
     <w:sectPr>
       <w:pgSz w:w="12240" w:h="15840"/>
-      <w:pgMar w:top="1440" w:right="1296" w:bottom="1440" w:left="1296" w:header="720" w:footer="720" w:gutter="0"/>
+      <w:pgMar w:top="1440" w:right="1800" w:bottom="1440" w:left="1800" w:header="720" w:footer="720" w:gutter="0"/>
       <w:cols w:space="720"/>
       <w:docGrid w:linePitch="360"/>
     </w:sectPr>
@@ -1256,10 +2047,6 @@
     <w:name w:val="Normal"/>
     <w:qFormat/>
     <w:rsid w:val="00FC693F"/>
-    <w:rPr>
-      <w:rFonts w:ascii="Calibri" w:hAnsi="Calibri"/>
-      <w:sz w:val="21"/>
-    </w:rPr>
   </w:style>
   <w:style w:type="paragraph" w:styleId="Header">
     <w:name w:val="header"/>
